--- a/eng/docx/006.content.docx
+++ b/eng/docx/006.content.docx
@@ -223,18 +223,12 @@
         </w:rPr>
         <w:t>:</w:t>
       </w:r>
-      <w:hyperlink r:id="rId13">
-        <w:r>
-          <w:rPr>
-            <w:lang w:val="en_US" w:bidi="en_US"/>
-          </w:rPr>
-          <w:rPr>
-            <w:color w:val="0000EE"/>
-            <w:u w:val="single"/>
-          </w:rPr>
-          <w:t>Dn 2:32</w:t>
-        </w:r>
-      </w:hyperlink>
+      <w:r>
+        <w:rPr>
+          <w:lang w:val="en_US" w:bidi="en_US"/>
+        </w:rPr>
+        <w:t>Dn 2:32</w:t>
+      </w:r>
       <w:r>
         <w:rPr>
           <w:lang w:val="en_US" w:bidi="en_US"/>
@@ -265,18 +259,12 @@
         </w:rPr>
         <w:t xml:space="preserve">: </w:t>
       </w:r>
-      <w:hyperlink r:id="rId13">
-        <w:r>
-          <w:rPr>
-            <w:lang w:val="en_US" w:bidi="en_US"/>
-          </w:rPr>
-          <w:rPr>
-            <w:color w:val="0000EE"/>
-            <w:u w:val="single"/>
-          </w:rPr>
-          <w:t>Dn 2:32</w:t>
-        </w:r>
-      </w:hyperlink>
+      <w:r>
+        <w:rPr>
+          <w:lang w:val="en_US" w:bidi="en_US"/>
+        </w:rPr>
+        <w:t>Dn 2:32</w:t>
+      </w:r>
       <w:r>
         <w:rPr>
           <w:lang w:val="en_US" w:bidi="en_US"/>
@@ -295,18 +283,12 @@
         </w:rPr>
         <w:t xml:space="preserve"> </w:t>
       </w:r>
-      <w:hyperlink r:id="rId14">
-        <w:r>
-          <w:rPr>
-            <w:lang w:val="en_US" w:bidi="en_US"/>
-          </w:rPr>
-          <w:rPr>
-            <w:color w:val="0000EE"/>
-            <w:u w:val="single"/>
-          </w:rPr>
-          <w:t>Ezr 7:15</w:t>
-        </w:r>
-      </w:hyperlink>
+      <w:r>
+        <w:rPr>
+          <w:lang w:val="en_US" w:bidi="en_US"/>
+        </w:rPr>
+        <w:t>Ezr 7:15</w:t>
+      </w:r>
       <w:r>
         <w:rPr>
           <w:lang w:val="en_US" w:bidi="en_US"/>
@@ -325,54 +307,36 @@
         </w:rPr>
         <w:t xml:space="preserve"> </w:t>
       </w:r>
-      <w:hyperlink r:id="rId15">
-        <w:r>
-          <w:rPr>
-            <w:lang w:val="en_US" w:bidi="en_US"/>
-          </w:rPr>
-          <w:rPr>
-            <w:color w:val="0000EE"/>
-            <w:u w:val="single"/>
-          </w:rPr>
-          <w:t>5:14</w:t>
-        </w:r>
-      </w:hyperlink>
+      <w:r>
+        <w:rPr>
+          <w:lang w:val="en_US" w:bidi="en_US"/>
+        </w:rPr>
+        <w:t>5:14</w:t>
+      </w:r>
       <w:r>
         <w:rPr>
           <w:lang w:val="en_US" w:bidi="en_US"/>
         </w:rPr>
         <w:t xml:space="preserve">, </w:t>
       </w:r>
-      <w:hyperlink r:id="rId16">
-        <w:r>
-          <w:rPr>
-            <w:lang w:val="en_US" w:bidi="en_US"/>
-          </w:rPr>
-          <w:rPr>
-            <w:color w:val="0000EE"/>
-            <w:u w:val="single"/>
-          </w:rPr>
-          <w:t>6:5</w:t>
-        </w:r>
-      </w:hyperlink>
+      <w:r>
+        <w:rPr>
+          <w:lang w:val="en_US" w:bidi="en_US"/>
+        </w:rPr>
+        <w:t>6:5</w:t>
+      </w:r>
       <w:r>
         <w:rPr>
           <w:lang w:val="en_US" w:bidi="en_US"/>
         </w:rPr>
         <w:t xml:space="preserve">, </w:t>
       </w:r>
-      <w:hyperlink r:id="rId17">
-        <w:r>
-          <w:rPr>
-            <w:lang w:val="en_US" w:bidi="en_US"/>
-          </w:rPr>
-          <w:rPr>
-            <w:color w:val="0000EE"/>
-            <w:u w:val="single"/>
-          </w:rPr>
-          <w:t>7:18</w:t>
-        </w:r>
-      </w:hyperlink>
+      <w:r>
+        <w:rPr>
+          <w:lang w:val="en_US" w:bidi="en_US"/>
+        </w:rPr>
+        <w:t>7:18</w:t>
+      </w:r>
       <w:r>
         <w:rPr>
           <w:lang w:val="en_US" w:bidi="en_US"/>
@@ -391,18 +355,12 @@
         </w:rPr>
         <w:t xml:space="preserve">- </w:t>
       </w:r>
-      <w:hyperlink r:id="rId18">
-        <w:r>
-          <w:rPr>
-            <w:lang w:val="en_US" w:bidi="en_US"/>
-          </w:rPr>
-          <w:rPr>
-            <w:color w:val="0000EE"/>
-            <w:u w:val="single"/>
-          </w:rPr>
-          <w:t>Dn 2:35</w:t>
-        </w:r>
-      </w:hyperlink>
+      <w:r>
+        <w:rPr>
+          <w:lang w:val="en_US" w:bidi="en_US"/>
+        </w:rPr>
+        <w:t>Dn 2:35</w:t>
+      </w:r>
       <w:r>
         <w:rPr>
           <w:lang w:val="en_US" w:bidi="en_US"/>
@@ -520,18 +478,12 @@
         </w:rPr>
         <w:t xml:space="preserve"> </w:t>
       </w:r>
-      <w:hyperlink r:id="rId19">
-        <w:r>
-          <w:rPr>
-            <w:lang w:val="en_US" w:bidi="en_US"/>
-          </w:rPr>
-          <w:rPr>
-            <w:color w:val="0000EE"/>
-            <w:u w:val="single"/>
-          </w:rPr>
-          <w:t>Ezr 4:9</w:t>
-        </w:r>
-      </w:hyperlink>
+      <w:r>
+        <w:rPr>
+          <w:lang w:val="en_US" w:bidi="en_US"/>
+        </w:rPr>
+        <w:t>Ezr 4:9</w:t>
+      </w:r>
       <w:r>
         <w:rPr>
           <w:lang w:val="en_US" w:bidi="en_US"/>
@@ -948,18 +900,12 @@
         </w:rPr>
         <w:t xml:space="preserve"> </w:t>
       </w:r>
-      <w:hyperlink r:id="rId20">
-        <w:r>
-          <w:rPr>
-            <w:lang w:val="en_US" w:bidi="en_US"/>
-          </w:rPr>
-          <w:rPr>
-            <w:color w:val="0000EE"/>
-            <w:u w:val="single"/>
-          </w:rPr>
-          <w:t>Dn 2:8</w:t>
-        </w:r>
-      </w:hyperlink>
+      <w:r>
+        <w:rPr>
+          <w:lang w:val="en_US" w:bidi="en_US"/>
+        </w:rPr>
+        <w:t>Dn 2:8</w:t>
+      </w:r>
       <w:r>
         <w:rPr>
           <w:lang w:val="en_US" w:bidi="en_US"/>
@@ -1129,18 +1075,12 @@
         </w:rPr>
         <w:t xml:space="preserve"> </w:t>
       </w:r>
-      <w:hyperlink r:id="rId21">
-        <w:r>
-          <w:rPr>
-            <w:lang w:val="en_US" w:bidi="en_US"/>
-          </w:rPr>
-          <w:rPr>
-            <w:color w:val="0000EE"/>
-            <w:u w:val="single"/>
-          </w:rPr>
-          <w:t>Ezr 4:22</w:t>
-        </w:r>
-      </w:hyperlink>
+      <w:r>
+        <w:rPr>
+          <w:lang w:val="en_US" w:bidi="en_US"/>
+        </w:rPr>
+        <w:t>Ezr 4:22</w:t>
+      </w:r>
       <w:r>
         <w:rPr>
           <w:lang w:val="en_US" w:bidi="en_US"/>
@@ -1364,18 +1304,12 @@
         </w:rPr>
         <w:t xml:space="preserve"> </w:t>
       </w:r>
-      <w:hyperlink r:id="rId22">
-        <w:r>
-          <w:rPr>
-            <w:lang w:val="en_US" w:bidi="en_US"/>
-          </w:rPr>
-          <w:rPr>
-            <w:color w:val="0000EE"/>
-            <w:u w:val="single"/>
-          </w:rPr>
-          <w:t>Dn 5:20</w:t>
-        </w:r>
-      </w:hyperlink>
+      <w:r>
+        <w:rPr>
+          <w:lang w:val="en_US" w:bidi="en_US"/>
+        </w:rPr>
+        <w:t>Dn 5:20</w:t>
+      </w:r>
       <w:r>
         <w:rPr>
           <w:lang w:val="en_US" w:bidi="en_US"/>
@@ -1587,18 +1521,12 @@
         </w:rPr>
         <w:t xml:space="preserve">, 1896, 703) </w:t>
       </w:r>
-      <w:hyperlink r:id="rId23">
-        <w:r>
-          <w:rPr>
-            <w:lang w:val="en_US" w:bidi="en_US"/>
-          </w:rPr>
-          <w:rPr>
-            <w:color w:val="0000EE"/>
-            <w:u w:val="single"/>
-          </w:rPr>
-          <w:t>Dn 4:9</w:t>
-        </w:r>
-      </w:hyperlink>
+      <w:r>
+        <w:rPr>
+          <w:lang w:val="en_US" w:bidi="en_US"/>
+        </w:rPr>
+        <w:t>Dn 4:9</w:t>
+      </w:r>
       <w:r>
         <w:rPr>
           <w:lang w:val="en_US" w:bidi="en_US"/>
@@ -1711,36 +1639,24 @@
         </w:rPr>
         <w:t xml:space="preserve">: </w:t>
       </w:r>
-      <w:hyperlink r:id="rId23">
-        <w:r>
-          <w:rPr>
-            <w:lang w:val="en_US" w:bidi="en_US"/>
-          </w:rPr>
-          <w:rPr>
-            <w:color w:val="0000EE"/>
-            <w:u w:val="single"/>
-          </w:rPr>
-          <w:t>Dn 4:9</w:t>
-        </w:r>
-      </w:hyperlink>
+      <w:r>
+        <w:rPr>
+          <w:lang w:val="en_US" w:bidi="en_US"/>
+        </w:rPr>
+        <w:t>Dn 4:9</w:t>
+      </w:r>
       <w:r>
         <w:rPr>
           <w:lang w:val="en_US" w:bidi="en_US"/>
         </w:rPr>
         <w:t xml:space="preserve">, </w:t>
       </w:r>
-      <w:hyperlink r:id="rId24">
-        <w:r>
-          <w:rPr>
-            <w:lang w:val="en_US" w:bidi="en_US"/>
-          </w:rPr>
-          <w:rPr>
-            <w:color w:val="0000EE"/>
-            <w:u w:val="single"/>
-          </w:rPr>
-          <w:t>4:18</w:t>
-        </w:r>
-      </w:hyperlink>
+      <w:r>
+        <w:rPr>
+          <w:lang w:val="en_US" w:bidi="en_US"/>
+        </w:rPr>
+        <w:t>4:18</w:t>
+      </w:r>
       <w:r>
         <w:rPr>
           <w:lang w:val="en_US" w:bidi="en_US"/>
@@ -1955,36 +1871,24 @@
         </w:rPr>
         <w:t xml:space="preserve">, </w:t>
       </w:r>
-      <w:hyperlink r:id="rId25">
-        <w:r>
-          <w:rPr>
-            <w:lang w:val="en_US" w:bidi="en_US"/>
-          </w:rPr>
-          <w:rPr>
-            <w:color w:val="0000EE"/>
-            <w:u w:val="single"/>
-          </w:rPr>
-          <w:t>Dn 5:19</w:t>
-        </w:r>
-      </w:hyperlink>
+      <w:r>
+        <w:rPr>
+          <w:lang w:val="en_US" w:bidi="en_US"/>
+        </w:rPr>
+        <w:t>Dn 5:19</w:t>
+      </w:r>
       <w:r>
         <w:rPr>
           <w:lang w:val="en_US" w:bidi="en_US"/>
         </w:rPr>
         <w:t xml:space="preserve">, </w:t>
       </w:r>
-      <w:hyperlink r:id="rId26">
-        <w:r>
-          <w:rPr>
-            <w:lang w:val="en_US" w:bidi="en_US"/>
-          </w:rPr>
-          <w:rPr>
-            <w:color w:val="0000EE"/>
-            <w:u w:val="single"/>
-          </w:rPr>
-          <w:t>6:27</w:t>
-        </w:r>
-      </w:hyperlink>
+      <w:r>
+        <w:rPr>
+          <w:lang w:val="en_US" w:bidi="en_US"/>
+        </w:rPr>
+        <w:t>6:27</w:t>
+      </w:r>
       <w:r>
         <w:rPr>
           <w:lang w:val="en_US" w:bidi="en_US"/>
@@ -2211,18 +2115,12 @@
         </w:rPr>
         <w:t xml:space="preserve"> </w:t>
       </w:r>
-      <w:hyperlink r:id="rId27">
-        <w:r>
-          <w:rPr>
-            <w:lang w:val="en_US" w:bidi="en_US"/>
-          </w:rPr>
-          <w:rPr>
-            <w:color w:val="0000EE"/>
-            <w:u w:val="single"/>
-          </w:rPr>
-          <w:t>Dn 4:33</w:t>
-        </w:r>
-      </w:hyperlink>
+      <w:r>
+        <w:rPr>
+          <w:lang w:val="en_US" w:bidi="en_US"/>
+        </w:rPr>
+        <w:t>Dn 4:33</w:t>
+      </w:r>
       <w:r>
         <w:rPr>
           <w:lang w:val="en_US" w:bidi="en_US"/>
@@ -2254,18 +2152,12 @@
         </w:rPr>
         <w:t xml:space="preserve"> </w:t>
       </w:r>
-      <w:hyperlink r:id="rId28">
-        <w:r>
-          <w:rPr>
-            <w:lang w:val="en_US" w:bidi="en_US"/>
-          </w:rPr>
-          <w:rPr>
-            <w:color w:val="0000EE"/>
-            <w:u w:val="single"/>
-          </w:rPr>
-          <w:t>2:31</w:t>
-        </w:r>
-      </w:hyperlink>
+      <w:r>
+        <w:rPr>
+          <w:lang w:val="en_US" w:bidi="en_US"/>
+        </w:rPr>
+        <w:t>2:31</w:t>
+      </w:r>
       <w:r>
         <w:rPr>
           <w:lang w:val="en_US" w:bidi="en_US"/>
@@ -2369,18 +2261,12 @@
         </w:rPr>
         <w:t xml:space="preserve">, </w:t>
       </w:r>
-      <w:hyperlink r:id="rId29">
-        <w:r>
-          <w:rPr>
-            <w:lang w:val="en_US" w:bidi="en_US"/>
-          </w:rPr>
-          <w:rPr>
-            <w:color w:val="0000EE"/>
-            <w:u w:val="single"/>
-          </w:rPr>
-          <w:t>5:10</w:t>
-        </w:r>
-      </w:hyperlink>
+      <w:r>
+        <w:rPr>
+          <w:lang w:val="en_US" w:bidi="en_US"/>
+        </w:rPr>
+        <w:t>5:10</w:t>
+      </w:r>
       <w:r>
         <w:rPr>
           <w:lang w:val="en_US" w:bidi="en_US"/>
@@ -2399,36 +2285,24 @@
         </w:rPr>
         <w:t xml:space="preserve"> </w:t>
       </w:r>
-      <w:hyperlink r:id="rId30">
-        <w:r>
-          <w:rPr>
-            <w:lang w:val="en_US" w:bidi="en_US"/>
-          </w:rPr>
-          <w:rPr>
-            <w:color w:val="0000EE"/>
-            <w:u w:val="single"/>
-          </w:rPr>
-          <w:t>5:6</w:t>
-        </w:r>
-      </w:hyperlink>
+      <w:r>
+        <w:rPr>
+          <w:lang w:val="en_US" w:bidi="en_US"/>
+        </w:rPr>
+        <w:t>5:6</w:t>
+      </w:r>
       <w:r>
         <w:rPr>
           <w:lang w:val="en_US" w:bidi="en_US"/>
         </w:rPr>
         <w:t xml:space="preserve">, </w:t>
       </w:r>
-      <w:hyperlink r:id="rId31">
-        <w:r>
-          <w:rPr>
-            <w:lang w:val="en_US" w:bidi="en_US"/>
-          </w:rPr>
-          <w:rPr>
-            <w:color w:val="0000EE"/>
-            <w:u w:val="single"/>
-          </w:rPr>
-          <w:t>5:9</w:t>
-        </w:r>
-      </w:hyperlink>
+      <w:r>
+        <w:rPr>
+          <w:lang w:val="en_US" w:bidi="en_US"/>
+        </w:rPr>
+        <w:t>5:9</w:t>
+      </w:r>
       <w:r>
         <w:rPr>
           <w:lang w:val="en_US" w:bidi="en_US"/>
@@ -2726,18 +2600,12 @@
         </w:rPr>
         <w:t xml:space="preserve">: </w:t>
       </w:r>
-      <w:hyperlink r:id="rId32">
-        <w:r>
-          <w:rPr>
-            <w:lang w:val="en_US" w:bidi="en_US"/>
-          </w:rPr>
-          <w:rPr>
-            <w:color w:val="0000EE"/>
-            <w:u w:val="single"/>
-          </w:rPr>
-          <w:t>Dn 6:13</w:t>
-        </w:r>
-      </w:hyperlink>
+      <w:r>
+        <w:rPr>
+          <w:lang w:val="en_US" w:bidi="en_US"/>
+        </w:rPr>
+        <w:t>Dn 6:13</w:t>
+      </w:r>
       <w:r>
         <w:rPr>
           <w:lang w:val="en_US" w:bidi="en_US"/>
@@ -2833,36 +2701,24 @@
         </w:rPr>
         <w:t xml:space="preserve">), </w:t>
       </w:r>
-      <w:hyperlink r:id="rId33">
-        <w:r>
-          <w:rPr>
-            <w:lang w:val="en_US" w:bidi="en_US"/>
-          </w:rPr>
-          <w:rPr>
-            <w:color w:val="0000EE"/>
-            <w:u w:val="single"/>
-          </w:rPr>
-          <w:t>Ezr 5:1</w:t>
-        </w:r>
-      </w:hyperlink>
+      <w:r>
+        <w:rPr>
+          <w:lang w:val="en_US" w:bidi="en_US"/>
+        </w:rPr>
+        <w:t>Ezr 5:1</w:t>
+      </w:r>
       <w:r>
         <w:rPr>
           <w:lang w:val="en_US" w:bidi="en_US"/>
         </w:rPr>
         <w:t xml:space="preserve">, </w:t>
       </w:r>
-      <w:hyperlink r:id="rId34">
-        <w:r>
-          <w:rPr>
-            <w:lang w:val="en_US" w:bidi="en_US"/>
-          </w:rPr>
-          <w:rPr>
-            <w:color w:val="0000EE"/>
-            <w:u w:val="single"/>
-          </w:rPr>
-          <w:t>6:14</w:t>
-        </w:r>
-      </w:hyperlink>
+      <w:r>
+        <w:rPr>
+          <w:lang w:val="en_US" w:bidi="en_US"/>
+        </w:rPr>
+        <w:t>6:14</w:t>
+      </w:r>
       <w:r>
         <w:rPr>
           <w:lang w:val="en_US" w:bidi="en_US"/>
@@ -2960,18 +2816,12 @@
         </w:rPr>
         <w:t>:</w:t>
       </w:r>
-      <w:hyperlink r:id="rId35">
-        <w:r>
-          <w:rPr>
-            <w:lang w:val="en_US" w:bidi="en_US"/>
-          </w:rPr>
-          <w:rPr>
-            <w:color w:val="0000EE"/>
-            <w:u w:val="single"/>
-          </w:rPr>
-          <w:t>Dn 3:7</w:t>
-        </w:r>
-      </w:hyperlink>
+      <w:r>
+        <w:rPr>
+          <w:lang w:val="en_US" w:bidi="en_US"/>
+        </w:rPr>
+        <w:t>Dn 3:7</w:t>
+      </w:r>
       <w:r>
         <w:rPr>
           <w:lang w:val="en_US" w:bidi="en_US"/>
@@ -3203,36 +3053,24 @@
         </w:rPr>
         <w:t xml:space="preserve">: </w:t>
       </w:r>
-      <w:hyperlink r:id="rId36">
-        <w:r>
-          <w:rPr>
-            <w:lang w:val="en_US" w:bidi="en_US"/>
-          </w:rPr>
-          <w:rPr>
-            <w:color w:val="0000EE"/>
-            <w:u w:val="single"/>
-          </w:rPr>
-          <w:t>Dn 2:16</w:t>
-        </w:r>
-      </w:hyperlink>
+      <w:r>
+        <w:rPr>
+          <w:lang w:val="en_US" w:bidi="en_US"/>
+        </w:rPr>
+        <w:t>Dn 2:16</w:t>
+      </w:r>
       <w:r>
         <w:rPr>
           <w:lang w:val="en_US" w:bidi="en_US"/>
         </w:rPr>
         <w:t xml:space="preserve">, </w:t>
       </w:r>
-      <w:hyperlink r:id="rId37">
-        <w:r>
-          <w:rPr>
-            <w:lang w:val="en_US" w:bidi="en_US"/>
-          </w:rPr>
-          <w:rPr>
-            <w:color w:val="0000EE"/>
-            <w:u w:val="single"/>
-          </w:rPr>
-          <w:t>7:12</w:t>
-        </w:r>
-      </w:hyperlink>
+      <w:r>
+        <w:rPr>
+          <w:lang w:val="en_US" w:bidi="en_US"/>
+        </w:rPr>
+        <w:t>7:12</w:t>
+      </w:r>
       <w:r>
         <w:rPr>
           <w:lang w:val="en_US" w:bidi="en_US"/>
@@ -3251,18 +3089,12 @@
         </w:rPr>
         <w:t xml:space="preserve"> </w:t>
       </w:r>
-      <w:hyperlink r:id="rId38">
-        <w:r>
-          <w:rPr>
-            <w:lang w:val="en_US" w:bidi="en_US"/>
-          </w:rPr>
-          <w:rPr>
-            <w:color w:val="0000EE"/>
-            <w:u w:val="single"/>
-          </w:rPr>
-          <w:t>Ezr 5:3</w:t>
-        </w:r>
-      </w:hyperlink>
+      <w:r>
+        <w:rPr>
+          <w:lang w:val="en_US" w:bidi="en_US"/>
+        </w:rPr>
+        <w:t>Ezr 5:3</w:t>
+      </w:r>
       <w:r>
         <w:rPr>
           <w:lang w:val="en_US" w:bidi="en_US"/>
@@ -3281,18 +3113,12 @@
         </w:rPr>
         <w:t xml:space="preserve"> abs. </w:t>
       </w:r>
-      <w:hyperlink r:id="rId39">
-        <w:r>
-          <w:rPr>
-            <w:lang w:val="en_US" w:bidi="en_US"/>
-          </w:rPr>
-          <w:rPr>
-            <w:color w:val="0000EE"/>
-            <w:u w:val="single"/>
-          </w:rPr>
-          <w:t>Dn 6:11</w:t>
-        </w:r>
-      </w:hyperlink>
+      <w:r>
+        <w:rPr>
+          <w:lang w:val="en_US" w:bidi="en_US"/>
+        </w:rPr>
+        <w:t>Dn 6:11</w:t>
+      </w:r>
       <w:r>
         <w:rPr>
           <w:lang w:val="en_US" w:bidi="en_US"/>
@@ -3311,18 +3137,12 @@
         </w:rPr>
         <w:t xml:space="preserve"> </w:t>
       </w:r>
-      <w:hyperlink r:id="rId40">
-        <w:r>
-          <w:rPr>
-            <w:lang w:val="en_US" w:bidi="en_US"/>
-          </w:rPr>
-          <w:rPr>
-            <w:color w:val="0000EE"/>
-            <w:u w:val="single"/>
-          </w:rPr>
-          <w:t>Dn 2:21</w:t>
-        </w:r>
-      </w:hyperlink>
+      <w:r>
+        <w:rPr>
+          <w:lang w:val="en_US" w:bidi="en_US"/>
+        </w:rPr>
+        <w:t>Dn 2:21</w:t>
+      </w:r>
       <w:r>
         <w:rPr>
           <w:lang w:val="en_US" w:bidi="en_US"/>
@@ -3342,18 +3162,12 @@
         </w:rPr>
         <w:t xml:space="preserve"> </w:t>
       </w:r>
-      <w:hyperlink r:id="rId36">
-        <w:r>
-          <w:rPr>
-            <w:lang w:val="en_US" w:bidi="en_US"/>
-          </w:rPr>
-          <w:rPr>
-            <w:color w:val="0000EE"/>
-            <w:u w:val="single"/>
-          </w:rPr>
-          <w:t>Dn 2:16</w:t>
-        </w:r>
-      </w:hyperlink>
+      <w:r>
+        <w:rPr>
+          <w:lang w:val="en_US" w:bidi="en_US"/>
+        </w:rPr>
+        <w:t>Dn 2:16</w:t>
+      </w:r>
       <w:r>
         <w:rPr>
           <w:lang w:val="en_US" w:bidi="en_US"/>
@@ -3373,54 +3187,36 @@
         </w:rPr>
         <w:t xml:space="preserve"> </w:t>
       </w:r>
-      <w:hyperlink r:id="rId37">
-        <w:r>
-          <w:rPr>
-            <w:lang w:val="en_US" w:bidi="en_US"/>
-          </w:rPr>
-          <w:rPr>
-            <w:color w:val="0000EE"/>
-            <w:u w:val="single"/>
-          </w:rPr>
-          <w:t>7:12</w:t>
-        </w:r>
-      </w:hyperlink>
+      <w:r>
+        <w:rPr>
+          <w:lang w:val="en_US" w:bidi="en_US"/>
+        </w:rPr>
+        <w:t>7:12</w:t>
+      </w:r>
       <w:r>
         <w:rPr>
           <w:lang w:val="en_US" w:bidi="en_US"/>
         </w:rPr>
         <w:t xml:space="preserve">, </w:t>
       </w:r>
-      <w:hyperlink r:id="rId41">
-        <w:r>
-          <w:rPr>
-            <w:lang w:val="en_US" w:bidi="en_US"/>
-          </w:rPr>
-          <w:rPr>
-            <w:color w:val="0000EE"/>
-            <w:u w:val="single"/>
-          </w:rPr>
-          <w:t>7:22</w:t>
-        </w:r>
-      </w:hyperlink>
+      <w:r>
+        <w:rPr>
+          <w:lang w:val="en_US" w:bidi="en_US"/>
+        </w:rPr>
+        <w:t>7:22</w:t>
+      </w:r>
       <w:r>
         <w:rPr>
           <w:lang w:val="en_US" w:bidi="en_US"/>
         </w:rPr>
         <w:t xml:space="preserve">, cf. </w:t>
       </w:r>
-      <w:hyperlink r:id="rId40">
-        <w:r>
-          <w:rPr>
-            <w:lang w:val="en_US" w:bidi="en_US"/>
-          </w:rPr>
-          <w:rPr>
-            <w:color w:val="0000EE"/>
-            <w:u w:val="single"/>
-          </w:rPr>
-          <w:t>2:21</w:t>
-        </w:r>
-      </w:hyperlink>
+      <w:r>
+        <w:rPr>
+          <w:lang w:val="en_US" w:bidi="en_US"/>
+        </w:rPr>
+        <w:t>2:21</w:t>
+      </w:r>
       <w:r>
         <w:rPr>
           <w:lang w:val="en_US" w:bidi="en_US"/>
@@ -3452,72 +3248,48 @@
         </w:rPr>
         <w:t xml:space="preserve"> </w:t>
       </w:r>
-      <w:hyperlink r:id="rId38">
-        <w:r>
-          <w:rPr>
-            <w:lang w:val="en_US" w:bidi="en_US"/>
-          </w:rPr>
-          <w:rPr>
-            <w:color w:val="0000EE"/>
-            <w:u w:val="single"/>
-          </w:rPr>
-          <w:t>Ezr 5:3</w:t>
-        </w:r>
-      </w:hyperlink>
+      <w:r>
+        <w:rPr>
+          <w:lang w:val="en_US" w:bidi="en_US"/>
+        </w:rPr>
+        <w:t>Ezr 5:3</w:t>
+      </w:r>
       <w:r>
         <w:rPr>
           <w:lang w:val="en_US" w:bidi="en_US"/>
         </w:rPr>
         <w:t xml:space="preserve">, </w:t>
       </w:r>
-      <w:hyperlink r:id="rId35">
-        <w:r>
-          <w:rPr>
-            <w:lang w:val="en_US" w:bidi="en_US"/>
-          </w:rPr>
-          <w:rPr>
-            <w:color w:val="0000EE"/>
-            <w:u w:val="single"/>
-          </w:rPr>
-          <w:t>Dn 3:7</w:t>
-        </w:r>
-      </w:hyperlink>
+      <w:r>
+        <w:rPr>
+          <w:lang w:val="en_US" w:bidi="en_US"/>
+        </w:rPr>
+        <w:t>Dn 3:7</w:t>
+      </w:r>
       <w:r>
         <w:rPr>
           <w:lang w:val="en_US" w:bidi="en_US"/>
         </w:rPr>
         <w:t xml:space="preserve">, </w:t>
       </w:r>
-      <w:hyperlink r:id="rId42">
-        <w:r>
-          <w:rPr>
-            <w:lang w:val="en_US" w:bidi="en_US"/>
-          </w:rPr>
-          <w:rPr>
-            <w:color w:val="0000EE"/>
-            <w:u w:val="single"/>
-          </w:rPr>
-          <w:t>3:8</w:t>
-        </w:r>
-      </w:hyperlink>
+      <w:r>
+        <w:rPr>
+          <w:lang w:val="en_US" w:bidi="en_US"/>
+        </w:rPr>
+        <w:t>3:8</w:t>
+      </w:r>
       <w:r>
         <w:rPr>
           <w:lang w:val="en_US" w:bidi="en_US"/>
         </w:rPr>
         <w:t xml:space="preserve">, </w:t>
       </w:r>
-      <w:hyperlink r:id="rId27">
-        <w:r>
-          <w:rPr>
-            <w:lang w:val="en_US" w:bidi="en_US"/>
-          </w:rPr>
-          <w:rPr>
-            <w:color w:val="0000EE"/>
-            <w:u w:val="single"/>
-          </w:rPr>
-          <w:t>4:33</w:t>
-        </w:r>
-      </w:hyperlink>
+      <w:r>
+        <w:rPr>
+          <w:lang w:val="en_US" w:bidi="en_US"/>
+        </w:rPr>
+        <w:t>4:33</w:t>
+      </w:r>
       <w:r>
         <w:rPr>
           <w:lang w:val="en_US" w:bidi="en_US"/>
@@ -3537,18 +3309,12 @@
         </w:rPr>
         <w:t xml:space="preserve"> </w:t>
       </w:r>
-      <w:hyperlink r:id="rId43">
-        <w:r>
-          <w:rPr>
-            <w:lang w:val="en_US" w:bidi="en_US"/>
-          </w:rPr>
-          <w:rPr>
-            <w:color w:val="0000EE"/>
-            <w:u w:val="single"/>
-          </w:rPr>
-          <w:t>7:25</w:t>
-        </w:r>
-      </w:hyperlink>
+      <w:r>
+        <w:rPr>
+          <w:lang w:val="en_US" w:bidi="en_US"/>
+        </w:rPr>
+        <w:t>7:25</w:t>
+      </w:r>
       <w:r>
         <w:rPr>
           <w:lang w:val="en_US" w:bidi="en_US"/>
@@ -3568,36 +3334,24 @@
         </w:rPr>
         <w:t xml:space="preserve">, </w:t>
       </w:r>
-      <w:hyperlink r:id="rId39">
-        <w:r>
-          <w:rPr>
-            <w:lang w:val="en_US" w:bidi="en_US"/>
-          </w:rPr>
-          <w:rPr>
-            <w:color w:val="0000EE"/>
-            <w:u w:val="single"/>
-          </w:rPr>
-          <w:t>6:11</w:t>
-        </w:r>
-      </w:hyperlink>
+      <w:r>
+        <w:rPr>
+          <w:lang w:val="en_US" w:bidi="en_US"/>
+        </w:rPr>
+        <w:t>6:11</w:t>
+      </w:r>
       <w:r>
         <w:rPr>
           <w:lang w:val="en_US" w:bidi="en_US"/>
         </w:rPr>
         <w:t xml:space="preserve">, </w:t>
       </w:r>
-      <w:hyperlink r:id="rId44">
-        <w:r>
-          <w:rPr>
-            <w:lang w:val="en_US" w:bidi="en_US"/>
-          </w:rPr>
-          <w:rPr>
-            <w:color w:val="0000EE"/>
-            <w:u w:val="single"/>
-          </w:rPr>
-          <w:t>6:14</w:t>
-        </w:r>
-      </w:hyperlink>
+      <w:r>
+        <w:rPr>
+          <w:lang w:val="en_US" w:bidi="en_US"/>
+        </w:rPr>
+        <w:t>6:14</w:t>
+      </w:r>
       <w:r>
         <w:rPr>
           <w:lang w:val="en_US" w:bidi="en_US"/>
@@ -3694,18 +3448,12 @@
         </w:rPr>
         <w:t xml:space="preserve"> 3 mpl. </w:t>
       </w:r>
-      <w:hyperlink r:id="rId45">
-        <w:r>
-          <w:rPr>
-            <w:lang w:val="en_US" w:bidi="en_US"/>
-          </w:rPr>
-          <w:rPr>
-            <w:color w:val="0000EE"/>
-            <w:u w:val="single"/>
-          </w:rPr>
-          <w:t>Dn 2:9</w:t>
-        </w:r>
-      </w:hyperlink>
+      <w:r>
+        <w:rPr>
+          <w:lang w:val="en_US" w:bidi="en_US"/>
+        </w:rPr>
+        <w:t>Dn 2:9</w:t>
+      </w:r>
       <w:r>
         <w:rPr>
           <w:lang w:val="en_US" w:bidi="en_US"/>
@@ -3824,18 +3572,12 @@
         </w:rPr>
         <w:t xml:space="preserve"> </w:t>
       </w:r>
-      <w:hyperlink r:id="rId46">
-        <w:r>
-          <w:rPr>
-            <w:lang w:val="en_US" w:bidi="en_US"/>
-          </w:rPr>
-          <w:rPr>
-            <w:color w:val="0000EE"/>
-            <w:u w:val="single"/>
-          </w:rPr>
-          <w:t>Ex 5:14</w:t>
-        </w:r>
-      </w:hyperlink>
+      <w:r>
+        <w:rPr>
+          <w:lang w:val="en_US" w:bidi="en_US"/>
+        </w:rPr>
+        <w:t>Ex 5:14</w:t>
+      </w:r>
       <w:r>
         <w:rPr>
           <w:lang w:val="en_US" w:bidi="en_US"/>
@@ -3981,72 +3723,48 @@
         </w:rPr>
         <w:t xml:space="preserve"> </w:t>
       </w:r>
-      <w:hyperlink r:id="rId47">
-        <w:r>
-          <w:rPr>
-            <w:lang w:val="en_US" w:bidi="en_US"/>
-          </w:rPr>
-          <w:rPr>
-            <w:color w:val="0000EE"/>
-            <w:u w:val="single"/>
-          </w:rPr>
-          <w:t>Dn 3:5</w:t>
-        </w:r>
-      </w:hyperlink>
+      <w:r>
+        <w:rPr>
+          <w:lang w:val="en_US" w:bidi="en_US"/>
+        </w:rPr>
+        <w:t>Dn 3:5</w:t>
+      </w:r>
       <w:r>
         <w:rPr>
           <w:lang w:val="en_US" w:bidi="en_US"/>
         </w:rPr>
         <w:t xml:space="preserve">, </w:t>
       </w:r>
-      <w:hyperlink r:id="rId35">
-        <w:r>
-          <w:rPr>
-            <w:lang w:val="en_US" w:bidi="en_US"/>
-          </w:rPr>
-          <w:rPr>
-            <w:color w:val="0000EE"/>
-            <w:u w:val="single"/>
-          </w:rPr>
-          <w:t>3:7</w:t>
-        </w:r>
-      </w:hyperlink>
+      <w:r>
+        <w:rPr>
+          <w:lang w:val="en_US" w:bidi="en_US"/>
+        </w:rPr>
+        <w:t>3:7</w:t>
+      </w:r>
       <w:r>
         <w:rPr>
           <w:lang w:val="en_US" w:bidi="en_US"/>
         </w:rPr>
         <w:t xml:space="preserve">, </w:t>
       </w:r>
-      <w:hyperlink r:id="rId48">
-        <w:r>
-          <w:rPr>
-            <w:lang w:val="en_US" w:bidi="en_US"/>
-          </w:rPr>
-          <w:rPr>
-            <w:color w:val="0000EE"/>
-            <w:u w:val="single"/>
-          </w:rPr>
-          <w:t>3:10</w:t>
-        </w:r>
-      </w:hyperlink>
+      <w:r>
+        <w:rPr>
+          <w:lang w:val="en_US" w:bidi="en_US"/>
+        </w:rPr>
+        <w:t>3:10</w:t>
+      </w:r>
       <w:r>
         <w:rPr>
           <w:lang w:val="en_US" w:bidi="en_US"/>
         </w:rPr>
         <w:t xml:space="preserve">, </w:t>
       </w:r>
-      <w:hyperlink r:id="rId49">
-        <w:r>
-          <w:rPr>
-            <w:lang w:val="en_US" w:bidi="en_US"/>
-          </w:rPr>
-          <w:rPr>
-            <w:color w:val="0000EE"/>
-            <w:u w:val="single"/>
-          </w:rPr>
-          <w:t>3:15</w:t>
-        </w:r>
-      </w:hyperlink>
+      <w:r>
+        <w:rPr>
+          <w:lang w:val="en_US" w:bidi="en_US"/>
+        </w:rPr>
+        <w:t>3:15</w:t>
+      </w:r>
       <w:r>
         <w:rPr>
           <w:lang w:val="en_US" w:bidi="en_US"/>
@@ -4159,18 +3877,12 @@
         </w:rPr>
         <w:t xml:space="preserve"> </w:t>
       </w:r>
-      <w:hyperlink r:id="rId50">
-        <w:r>
-          <w:rPr>
-            <w:lang w:val="en_US" w:bidi="en_US"/>
-          </w:rPr>
-          <w:rPr>
-            <w:color w:val="0000EE"/>
-            <w:u w:val="single"/>
-          </w:rPr>
-          <w:t>Ezr 7:24</w:t>
-        </w:r>
-      </w:hyperlink>
+      <w:r>
+        <w:rPr>
+          <w:lang w:val="en_US" w:bidi="en_US"/>
+        </w:rPr>
+        <w:t>Ezr 7:24</w:t>
+      </w:r>
       <w:r>
         <w:rPr>
           <w:lang w:val="en_US" w:bidi="en_US"/>
@@ -4292,72 +4004,48 @@
         </w:rPr>
         <w:t xml:space="preserve"> </w:t>
       </w:r>
-      <w:hyperlink r:id="rId47">
-        <w:r>
-          <w:rPr>
-            <w:lang w:val="en_US" w:bidi="en_US"/>
-          </w:rPr>
-          <w:rPr>
-            <w:color w:val="0000EE"/>
-            <w:u w:val="single"/>
-          </w:rPr>
-          <w:t>Dn 3:5</w:t>
-        </w:r>
-      </w:hyperlink>
+      <w:r>
+        <w:rPr>
+          <w:lang w:val="en_US" w:bidi="en_US"/>
+        </w:rPr>
+        <w:t>Dn 3:5</w:t>
+      </w:r>
       <w:r>
         <w:rPr>
           <w:lang w:val="en_US" w:bidi="en_US"/>
         </w:rPr>
         <w:t xml:space="preserve">, </w:t>
       </w:r>
-      <w:hyperlink r:id="rId35">
-        <w:r>
-          <w:rPr>
-            <w:lang w:val="en_US" w:bidi="en_US"/>
-          </w:rPr>
-          <w:rPr>
-            <w:color w:val="0000EE"/>
-            <w:u w:val="single"/>
-          </w:rPr>
-          <w:t>3:7</w:t>
-        </w:r>
-      </w:hyperlink>
+      <w:r>
+        <w:rPr>
+          <w:lang w:val="en_US" w:bidi="en_US"/>
+        </w:rPr>
+        <w:t>3:7</w:t>
+      </w:r>
       <w:r>
         <w:rPr>
           <w:lang w:val="en_US" w:bidi="en_US"/>
         </w:rPr>
         <w:t xml:space="preserve">, </w:t>
       </w:r>
-      <w:hyperlink r:id="rId48">
-        <w:r>
-          <w:rPr>
-            <w:lang w:val="en_US" w:bidi="en_US"/>
-          </w:rPr>
-          <w:rPr>
-            <w:color w:val="0000EE"/>
-            <w:u w:val="single"/>
-          </w:rPr>
-          <w:t>3:10</w:t>
-        </w:r>
-      </w:hyperlink>
+      <w:r>
+        <w:rPr>
+          <w:lang w:val="en_US" w:bidi="en_US"/>
+        </w:rPr>
+        <w:t>3:10</w:t>
+      </w:r>
       <w:r>
         <w:rPr>
           <w:lang w:val="en_US" w:bidi="en_US"/>
         </w:rPr>
         <w:t xml:space="preserve">, </w:t>
       </w:r>
-      <w:hyperlink r:id="rId49">
-        <w:r>
-          <w:rPr>
-            <w:lang w:val="en_US" w:bidi="en_US"/>
-          </w:rPr>
-          <w:rPr>
-            <w:color w:val="0000EE"/>
-            <w:u w:val="single"/>
-          </w:rPr>
-          <w:t>3:15</w:t>
-        </w:r>
-      </w:hyperlink>
+      <w:r>
+        <w:rPr>
+          <w:lang w:val="en_US" w:bidi="en_US"/>
+        </w:rPr>
+        <w:t>3:15</w:t>
+      </w:r>
       <w:r>
         <w:rPr>
           <w:lang w:val="en_US" w:bidi="en_US"/>
@@ -4500,18 +4188,12 @@
         </w:rPr>
         <w:t xml:space="preserve">: </w:t>
       </w:r>
-      <w:hyperlink r:id="rId51">
-        <w:r>
-          <w:rPr>
-            <w:lang w:val="en_US" w:bidi="en_US"/>
-          </w:rPr>
-          <w:rPr>
-            <w:color w:val="0000EE"/>
-            <w:u w:val="single"/>
-          </w:rPr>
-          <w:t>Dn 6:21</w:t>
-        </w:r>
-      </w:hyperlink>
+      <w:r>
+        <w:rPr>
+          <w:lang w:val="en_US" w:bidi="en_US"/>
+        </w:rPr>
+        <w:t>Dn 6:21</w:t>
+      </w:r>
       <w:r>
         <w:rPr>
           <w:lang w:val="en_US" w:bidi="en_US"/>
@@ -4825,18 +4507,12 @@
         </w:rPr>
         <w:t xml:space="preserve"> </w:t>
       </w:r>
-      <w:hyperlink r:id="rId52">
-        <w:r>
-          <w:rPr>
-            <w:lang w:val="en_US" w:bidi="en_US"/>
-          </w:rPr>
-          <w:rPr>
-            <w:color w:val="0000EE"/>
-            <w:u w:val="single"/>
-          </w:rPr>
-          <w:t>Dn 7:8</w:t>
-        </w:r>
-      </w:hyperlink>
+      <w:r>
+        <w:rPr>
+          <w:lang w:val="en_US" w:bidi="en_US"/>
+        </w:rPr>
+        <w:t>Dn 7:8</w:t>
+      </w:r>
       <w:r>
         <w:rPr>
           <w:lang w:val="en_US" w:bidi="en_US"/>
@@ -4993,18 +4669,12 @@
         </w:rPr>
         <w:t xml:space="preserve"> </w:t>
       </w:r>
-      <w:hyperlink r:id="rId53">
-        <w:r>
-          <w:rPr>
-            <w:lang w:val="en_US" w:bidi="en_US"/>
-          </w:rPr>
-          <w:rPr>
-            <w:color w:val="0000EE"/>
-            <w:u w:val="single"/>
-          </w:rPr>
-          <w:t>Ezr 6:11</w:t>
-        </w:r>
-      </w:hyperlink>
+      <w:r>
+        <w:rPr>
+          <w:lang w:val="en_US" w:bidi="en_US"/>
+        </w:rPr>
+        <w:t>Ezr 6:11</w:t>
+      </w:r>
       <w:r>
         <w:rPr>
           <w:lang w:val="en_US" w:bidi="en_US"/>
@@ -5112,18 +4782,12 @@
         </w:rPr>
         <w:t>);—</w:t>
       </w:r>
-      <w:hyperlink r:id="rId54">
-        <w:r>
-          <w:rPr>
-            <w:lang w:val="en_US" w:bidi="en_US"/>
-          </w:rPr>
-          <w:rPr>
-            <w:color w:val="0000EE"/>
-            <w:u w:val="single"/>
-          </w:rPr>
-          <w:t>Ezr 5:2</w:t>
-        </w:r>
-      </w:hyperlink>
+      <w:r>
+        <w:rPr>
+          <w:lang w:val="en_US" w:bidi="en_US"/>
+        </w:rPr>
+        <w:t>Ezr 5:2</w:t>
+      </w:r>
       <w:r>
         <w:rPr>
           <w:lang w:val="en_US" w:bidi="en_US"/>
@@ -5229,18 +4893,12 @@
         </w:rPr>
         <w:t xml:space="preserve">: </w:t>
       </w:r>
-      <w:hyperlink r:id="rId55">
-        <w:r>
-          <w:rPr>
-            <w:lang w:val="en_US" w:bidi="en_US"/>
-          </w:rPr>
-          <w:rPr>
-            <w:color w:val="0000EE"/>
-            <w:u w:val="single"/>
-          </w:rPr>
-          <w:t>Dn 2:43</w:t>
-        </w:r>
-      </w:hyperlink>
+      <w:r>
+        <w:rPr>
+          <w:lang w:val="en_US" w:bidi="en_US"/>
+        </w:rPr>
+        <w:t>Dn 2:43</w:t>
+      </w:r>
       <w:r>
         <w:rPr>
           <w:lang w:val="en_US" w:bidi="en_US"/>
